--- a/docs/Welcome_Letter.docx
+++ b/docs/Welcome_Letter.docx
@@ -4,6 +4,52 @@
   <w:body>
     <w:p>
       <w:pPr>
+        <w:spacing w:after="60"/>
+        <w:jc w:val="center"/>
+      </w:pPr>
+      <w:r>
+        <w:drawing>
+          <wp:inline distT="0" distB="0" distL="0" distR="0">
+            <wp:extent cx="1619250" cy="1619250"/>
+            <wp:effectExtent t="0" r="0" b="0" l="0"/>
+            <wp:docPr id="1" name="" descr="" title=""/>
+            <wp:cNvGraphicFramePr>
+              <a:graphicFrameLocks xmlns:a="http://schemas.openxmlformats.org/drawingml/2006/main" noChangeAspect="1"/>
+            </wp:cNvGraphicFramePr>
+            <a:graphic xmlns:a="http://schemas.openxmlformats.org/drawingml/2006/main">
+              <a:graphicData uri="http://schemas.openxmlformats.org/drawingml/2006/picture">
+                <pic:pic xmlns:pic="http://schemas.openxmlformats.org/drawingml/2006/picture">
+                  <pic:nvPicPr>
+                    <pic:cNvPr id="0" name="" descr=""/>
+                    <pic:cNvPicPr>
+                      <a:picLocks noChangeAspect="1" noChangeArrowheads="1"/>
+                    </pic:cNvPicPr>
+                  </pic:nvPicPr>
+                  <pic:blipFill>
+                    <a:blip r:embed="rId7" cstate="none"/>
+                    <a:srcRect/>
+                    <a:stretch>
+                      <a:fillRect/>
+                    </a:stretch>
+                  </pic:blipFill>
+                  <pic:spPr bwMode="auto">
+                    <a:xfrm>
+                      <a:off x="0" y="0"/>
+                      <a:ext cx="1619250" cy="1619250"/>
+                    </a:xfrm>
+                    <a:prstGeom prst="rect">
+                      <a:avLst/>
+                    </a:prstGeom>
+                  </pic:spPr>
+                </pic:pic>
+              </a:graphicData>
+            </a:graphic>
+          </wp:inline>
+        </w:drawing>
+      </w:r>
+    </w:p>
+    <w:p>
+      <w:pPr>
         <w:spacing w:after="40"/>
         <w:jc w:val="center"/>
       </w:pPr>
@@ -13,10 +59,10 @@
           <w:b/>
           <w:bCs/>
           <w:color w:val="0B2545"/>
-          <w:sz w:val="40"/>
-          <w:szCs w:val="40"/>
-        </w:rPr>
-        <w:t xml:space="preserve">🏈  2026 NFL PICK-EM POOL</w:t>
+          <w:sz w:val="36"/>
+          <w:szCs w:val="36"/>
+        </w:rPr>
+        <w:t xml:space="preserve">GUFFEY PICK’EM — 2026 SEASON</w:t>
       </w:r>
     </w:p>
     <w:p>

--- a/docs/Welcome_Letter.docx
+++ b/docs/Welcome_Letter.docx
@@ -125,147 +125,30 @@
           <w:sz w:val="26"/>
           <w:szCs w:val="26"/>
         </w:rPr>
-        <w:t xml:space="preserve">Getting started</w:t>
-      </w:r>
-    </w:p>
-    <w:p>
-      <w:pPr>
-        <w:pStyle w:val="ListParagraph"/>
-        <w:numPr>
-          <w:ilvl w:val="0"/>
-          <w:numId w:val="2"/>
-        </w:numPr>
-        <w:spacing w:after="100" w:line="276"/>
-      </w:pPr>
-      <w:r>
-        <w:rPr>
-          <w:rFonts w:ascii="Calibri" w:cs="Calibri" w:eastAsia="Calibri" w:hAnsi="Calibri"/>
-          <w:b/>
-          <w:bCs/>
-          <w:sz w:val="22"/>
-          <w:szCs w:val="22"/>
-        </w:rPr>
-        <w:t xml:space="preserve">Go to wapitismith.com/pickem</w:t>
-      </w:r>
-      <w:r>
-        <w:rPr>
-          <w:rFonts w:ascii="Calibri" w:cs="Calibri" w:eastAsia="Calibri" w:hAnsi="Calibri"/>
-          <w:sz w:val="22"/>
-          <w:szCs w:val="22"/>
-        </w:rPr>
-        <w:t xml:space="preserve"> on any device and enter your email address.</w:t>
-      </w:r>
-    </w:p>
-    <w:p>
-      <w:pPr>
-        <w:pStyle w:val="ListParagraph"/>
-        <w:numPr>
-          <w:ilvl w:val="0"/>
-          <w:numId w:val="2"/>
-        </w:numPr>
-        <w:spacing w:after="100" w:line="276"/>
-      </w:pPr>
-      <w:r>
-        <w:rPr>
-          <w:rFonts w:ascii="Calibri" w:cs="Calibri" w:eastAsia="Calibri" w:hAnsi="Calibri"/>
-          <w:b/>
-          <w:bCs/>
-          <w:sz w:val="22"/>
-          <w:szCs w:val="22"/>
-        </w:rPr>
-        <w:t xml:space="preserve">No password needed</w:t>
-      </w:r>
-      <w:r>
-        <w:rPr>
-          <w:rFonts w:ascii="Calibri" w:cs="Calibri" w:eastAsia="Calibri" w:hAnsi="Calibri"/>
-          <w:sz w:val="22"/>
-          <w:szCs w:val="22"/>
-        </w:rPr>
-        <w:t xml:space="preserve"> — we email you a sign-in link. Click it once on each device and you stay signed in all season.</w:t>
-      </w:r>
-    </w:p>
-    <w:p>
-      <w:pPr>
-        <w:pStyle w:val="ListParagraph"/>
-        <w:numPr>
-          <w:ilvl w:val="0"/>
-          <w:numId w:val="2"/>
-        </w:numPr>
-        <w:spacing w:after="100" w:line="276"/>
-      </w:pPr>
-      <w:r>
-        <w:rPr>
-          <w:rFonts w:ascii="Calibri" w:cs="Calibri" w:eastAsia="Calibri" w:hAnsi="Calibri"/>
-          <w:b/>
-          <w:bCs/>
-          <w:sz w:val="22"/>
-          <w:szCs w:val="22"/>
-        </w:rPr>
-        <w:t xml:space="preserve">Bookmark it!</w:t>
-      </w:r>
-      <w:r>
-        <w:rPr>
-          <w:rFonts w:ascii="Calibri" w:cs="Calibri" w:eastAsia="Calibri" w:hAnsi="Calibri"/>
-          <w:sz w:val="22"/>
-          <w:szCs w:val="22"/>
-        </w:rPr>
-        <w:t xml:space="preserve"> After you click the sign-in link, save the page you land on as a bookmark — that’s your one-tap door back into the pool.</w:t>
-      </w:r>
-    </w:p>
-    <w:p>
-      <w:pPr>
-        <w:pStyle w:val="ListParagraph"/>
-        <w:numPr>
-          <w:ilvl w:val="0"/>
-          <w:numId w:val="2"/>
-        </w:numPr>
-        <w:spacing w:after="100" w:line="276"/>
-      </w:pPr>
-      <w:r>
-        <w:rPr>
-          <w:rFonts w:ascii="Calibri" w:cs="Calibri" w:eastAsia="Calibri" w:hAnsi="Calibri"/>
-          <w:b/>
-          <w:bCs/>
-          <w:sz w:val="22"/>
-          <w:szCs w:val="22"/>
-        </w:rPr>
-        <w:t xml:space="preserve">Your account is your email address.</w:t>
-      </w:r>
-      <w:r>
-        <w:rPr>
-          <w:rFonts w:ascii="Calibri" w:cs="Calibri" w:eastAsia="Calibri" w:hAnsi="Calibri"/>
-          <w:sz w:val="22"/>
-          <w:szCs w:val="22"/>
-        </w:rPr>
-        <w:t xml:space="preserve"> Lose the bookmark, get a new phone, or sign in from a different device? No problem — just go to wapitismith.com/pickem, enter the same email, and everything (picks, standings, balance) is right where you left it. It works across all your devices at once.</w:t>
-      </w:r>
-    </w:p>
-    <w:p>
-      <w:pPr>
-        <w:pStyle w:val="ListParagraph"/>
-        <w:numPr>
-          <w:ilvl w:val="0"/>
-          <w:numId w:val="2"/>
-        </w:numPr>
-        <w:spacing w:after="100" w:line="276"/>
-      </w:pPr>
-      <w:r>
-        <w:rPr>
-          <w:rFonts w:ascii="Calibri" w:cs="Calibri" w:eastAsia="Calibri" w:hAnsi="Calibri"/>
-          <w:b/>
-          <w:bCs/>
-          <w:sz w:val="22"/>
-          <w:szCs w:val="22"/>
-        </w:rPr>
-        <w:t xml:space="preserve">Enter a display name</w:t>
-      </w:r>
-      <w:r>
-        <w:rPr>
-          <w:rFonts w:ascii="Calibri" w:cs="Calibri" w:eastAsia="Calibri" w:hAnsi="Calibri"/>
-          <w:sz w:val="22"/>
-          <w:szCs w:val="22"/>
-        </w:rPr>
-        <w:t xml:space="preserve"> the first time — that’s how you’ll appear in the standings.</w:t>
+        <w:t xml:space="preserve">Trial run — happening NOW!</w:t>
+      </w:r>
+    </w:p>
+    <w:p>
+      <w:pPr>
+        <w:spacing w:after="160"/>
+      </w:pPr>
+      <w:r>
+        <w:rPr>
+          <w:rFonts w:ascii="Calibri" w:cs="Calibri" w:eastAsia="Calibri" w:hAnsi="Calibri"/>
+          <w:b/>
+          <w:bCs/>
+          <w:sz w:val="22"/>
+          <w:szCs w:val="22"/>
+        </w:rPr>
+        <w:t xml:space="preserve">The site is live this week with REAL preseason games loaded as a free practice week. </w:t>
+      </w:r>
+      <w:r>
+        <w:rPr>
+          <w:rFonts w:ascii="Calibri" w:cs="Calibri" w:eastAsia="Calibri" w:hAnsi="Calibri"/>
+          <w:sz w:val="22"/>
+          <w:szCs w:val="22"/>
+        </w:rPr>
+        <w:t xml:space="preserve">Sign in, pick your winners, set your confidence points, and watch the live scoring and standings do their thing — the full experience with nothing on the line. Everything resets to zero on September 1, so the season starts with a clean slate. Kick the tires now, and if anything trips you up, tell me before Week 1, not during it.</w:t>
       </w:r>
     </w:p>
     <w:p>
@@ -282,175 +165,147 @@
           <w:sz w:val="26"/>
           <w:szCs w:val="26"/>
         </w:rPr>
-        <w:t xml:space="preserve">Making your picks</w:t>
-      </w:r>
-    </w:p>
-    <w:p>
-      <w:pPr>
-        <w:pStyle w:val="ListParagraph"/>
-        <w:numPr>
-          <w:ilvl w:val="0"/>
-          <w:numId w:val="2"/>
-        </w:numPr>
-        <w:spacing w:after="100" w:line="276"/>
-      </w:pPr>
-      <w:r>
-        <w:rPr>
-          <w:rFonts w:ascii="Calibri" w:cs="Calibri" w:eastAsia="Calibri" w:hAnsi="Calibri"/>
-          <w:b/>
-          <w:bCs/>
-          <w:sz w:val="22"/>
-          <w:szCs w:val="22"/>
-        </w:rPr>
-        <w:t xml:space="preserve">Pick a winner for every game</w:t>
-      </w:r>
-      <w:r>
-        <w:rPr>
-          <w:rFonts w:ascii="Calibri" w:cs="Calibri" w:eastAsia="Calibri" w:hAnsi="Calibri"/>
-          <w:sz w:val="22"/>
-          <w:szCs w:val="22"/>
-        </w:rPr>
-        <w:t xml:space="preserve"> each week — just tap the team.</w:t>
-      </w:r>
-    </w:p>
-    <w:p>
-      <w:pPr>
-        <w:pStyle w:val="ListParagraph"/>
-        <w:numPr>
-          <w:ilvl w:val="0"/>
-          <w:numId w:val="2"/>
-        </w:numPr>
-        <w:spacing w:after="100" w:line="276"/>
-      </w:pPr>
-      <w:r>
-        <w:rPr>
-          <w:rFonts w:ascii="Calibri" w:cs="Calibri" w:eastAsia="Calibri" w:hAnsi="Calibri"/>
-          <w:b/>
-          <w:bCs/>
-          <w:sz w:val="22"/>
-          <w:szCs w:val="22"/>
-        </w:rPr>
-        <w:t xml:space="preserve">Assign confidence points</w:t>
-      </w:r>
-      <w:r>
-        <w:rPr>
-          <w:rFonts w:ascii="Calibri" w:cs="Calibri" w:eastAsia="Calibri" w:hAnsi="Calibri"/>
-          <w:sz w:val="22"/>
-          <w:szCs w:val="22"/>
-        </w:rPr>
-        <w:t xml:space="preserve"> to each pick: if there are 16 games, rank them 16 (most confident) down to 1 (least). Each number can only be used once per week.</w:t>
-      </w:r>
-    </w:p>
-    <w:p>
-      <w:pPr>
-        <w:pStyle w:val="ListParagraph"/>
-        <w:numPr>
-          <w:ilvl w:val="0"/>
-          <w:numId w:val="2"/>
-        </w:numPr>
-        <w:spacing w:after="100" w:line="276"/>
-      </w:pPr>
-      <w:r>
-        <w:rPr>
-          <w:rFonts w:ascii="Calibri" w:cs="Calibri" w:eastAsia="Calibri" w:hAnsi="Calibri"/>
-          <w:b/>
-          <w:bCs/>
-          <w:sz w:val="22"/>
-          <w:szCs w:val="22"/>
-        </w:rPr>
-        <w:t xml:space="preserve">Each game locks at kickoff.</w:t>
-      </w:r>
-      <w:r>
-        <w:rPr>
-          <w:rFonts w:ascii="Calibri" w:cs="Calibri" w:eastAsia="Calibri" w:hAnsi="Calibri"/>
-          <w:sz w:val="22"/>
-          <w:szCs w:val="22"/>
-        </w:rPr>
-        <w:t xml:space="preserve"> You can change picks as often as you like until that game starts. Miss the Thursday game? The rest of the week is still open.</w:t>
-      </w:r>
-    </w:p>
-    <w:p>
-      <w:pPr>
-        <w:pStyle w:val="ListParagraph"/>
-        <w:numPr>
-          <w:ilvl w:val="0"/>
-          <w:numId w:val="2"/>
-        </w:numPr>
-        <w:spacing w:after="100" w:line="276"/>
-      </w:pPr>
-      <w:r>
-        <w:rPr>
-          <w:rFonts w:ascii="Calibri" w:cs="Calibri" w:eastAsia="Calibri" w:hAnsi="Calibri"/>
-          <w:b/>
-          <w:bCs/>
-          <w:sz w:val="22"/>
-          <w:szCs w:val="22"/>
-        </w:rPr>
-        <w:t xml:space="preserve">Picks are secret</w:t>
-      </w:r>
-      <w:r>
-        <w:rPr>
-          <w:rFonts w:ascii="Calibri" w:cs="Calibri" w:eastAsia="Calibri" w:hAnsi="Calibri"/>
-          <w:sz w:val="22"/>
-          <w:szCs w:val="22"/>
-        </w:rPr>
-        <w:t xml:space="preserve"> until kickoff — nobody (including me) can copy your genius.</w:t>
-      </w:r>
-    </w:p>
-    <w:p>
-      <w:pPr>
-        <w:pStyle w:val="ListParagraph"/>
-        <w:numPr>
-          <w:ilvl w:val="0"/>
-          <w:numId w:val="2"/>
-        </w:numPr>
-        <w:spacing w:after="100" w:line="276"/>
-      </w:pPr>
-      <w:r>
-        <w:rPr>
-          <w:rFonts w:ascii="Calibri" w:cs="Calibri" w:eastAsia="Calibri" w:hAnsi="Calibri"/>
-          <w:b/>
-          <w:bCs/>
-          <w:sz w:val="22"/>
-          <w:szCs w:val="22"/>
-        </w:rPr>
-        <w:t xml:space="preserve">Pick ahead!</w:t>
-      </w:r>
-      <w:r>
-        <w:rPr>
-          <w:rFonts w:ascii="Calibri" w:cs="Calibri" w:eastAsia="Calibri" w:hAnsi="Calibri"/>
-          <w:sz w:val="22"/>
-          <w:szCs w:val="22"/>
-        </w:rPr>
-        <w:t xml:space="preserve"> Heading out of town? Use the week selector to enter picks for any future week.</w:t>
-      </w:r>
-    </w:p>
-    <w:p>
-      <w:pPr>
-        <w:pStyle w:val="ListParagraph"/>
-        <w:numPr>
-          <w:ilvl w:val="0"/>
-          <w:numId w:val="2"/>
-        </w:numPr>
-        <w:spacing w:after="100" w:line="276"/>
-      </w:pPr>
-      <w:r>
-        <w:rPr>
-          <w:rFonts w:ascii="Calibri" w:cs="Calibri" w:eastAsia="Calibri" w:hAnsi="Calibri"/>
-          <w:b/>
-          <w:bCs/>
-          <w:sz w:val="22"/>
-          <w:szCs w:val="22"/>
-        </w:rPr>
-        <w:t xml:space="preserve">Weekly tiebreaker:</w:t>
-      </w:r>
-      <w:r>
-        <w:rPr>
-          <w:rFonts w:ascii="Calibri" w:cs="Calibri" w:eastAsia="Calibri" w:hAnsi="Calibri"/>
-          <w:sz w:val="22"/>
-          <w:szCs w:val="22"/>
-        </w:rPr>
-        <w:t xml:space="preserve"> on the week’s final Monday Night game you’ll see an extra box — enter your prediction of the COMBINED final score of that game (both teams added together). Don’t skip it; it decides ties.</w:t>
+        <w:t xml:space="preserve">Getting started</w:t>
+      </w:r>
+    </w:p>
+    <w:p>
+      <w:pPr>
+        <w:pStyle w:val="ListParagraph"/>
+        <w:numPr>
+          <w:ilvl w:val="0"/>
+          <w:numId w:val="2"/>
+        </w:numPr>
+        <w:spacing w:after="100" w:line="276"/>
+      </w:pPr>
+      <w:r>
+        <w:rPr>
+          <w:rFonts w:ascii="Calibri" w:cs="Calibri" w:eastAsia="Calibri" w:hAnsi="Calibri"/>
+          <w:b/>
+          <w:bCs/>
+          <w:sz w:val="22"/>
+          <w:szCs w:val="22"/>
+        </w:rPr>
+        <w:t xml:space="preserve">Go to wapitismith.com/pickem</w:t>
+      </w:r>
+      <w:r>
+        <w:rPr>
+          <w:rFonts w:ascii="Calibri" w:cs="Calibri" w:eastAsia="Calibri" w:hAnsi="Calibri"/>
+          <w:sz w:val="22"/>
+          <w:szCs w:val="22"/>
+        </w:rPr>
+        <w:t xml:space="preserve"> on any device and enter your email address.</w:t>
+      </w:r>
+    </w:p>
+    <w:p>
+      <w:pPr>
+        <w:pStyle w:val="ListParagraph"/>
+        <w:numPr>
+          <w:ilvl w:val="0"/>
+          <w:numId w:val="2"/>
+        </w:numPr>
+        <w:spacing w:after="100" w:line="276"/>
+      </w:pPr>
+      <w:r>
+        <w:rPr>
+          <w:rFonts w:ascii="Calibri" w:cs="Calibri" w:eastAsia="Calibri" w:hAnsi="Calibri"/>
+          <w:b/>
+          <w:bCs/>
+          <w:sz w:val="22"/>
+          <w:szCs w:val="22"/>
+        </w:rPr>
+        <w:t xml:space="preserve">No password needed</w:t>
+      </w:r>
+      <w:r>
+        <w:rPr>
+          <w:rFonts w:ascii="Calibri" w:cs="Calibri" w:eastAsia="Calibri" w:hAnsi="Calibri"/>
+          <w:sz w:val="22"/>
+          <w:szCs w:val="22"/>
+        </w:rPr>
+        <w:t xml:space="preserve"> — we email you a sign-in link. Click it once on each device and you stay signed in all season.</w:t>
+      </w:r>
+    </w:p>
+    <w:p>
+      <w:pPr>
+        <w:pStyle w:val="ListParagraph"/>
+        <w:numPr>
+          <w:ilvl w:val="0"/>
+          <w:numId w:val="2"/>
+        </w:numPr>
+        <w:spacing w:after="100" w:line="276"/>
+      </w:pPr>
+      <w:r>
+        <w:rPr>
+          <w:rFonts w:ascii="Calibri" w:cs="Calibri" w:eastAsia="Calibri" w:hAnsi="Calibri"/>
+          <w:b/>
+          <w:bCs/>
+          <w:sz w:val="22"/>
+          <w:szCs w:val="22"/>
+        </w:rPr>
+        <w:t xml:space="preserve">Bookmark it!</w:t>
+      </w:r>
+      <w:r>
+        <w:rPr>
+          <w:rFonts w:ascii="Calibri" w:cs="Calibri" w:eastAsia="Calibri" w:hAnsi="Calibri"/>
+          <w:sz w:val="22"/>
+          <w:szCs w:val="22"/>
+        </w:rPr>
+        <w:t xml:space="preserve"> After you click the sign-in link, save the page you land on as a bookmark — that’s your one-tap door back into the pool.</w:t>
+      </w:r>
+    </w:p>
+    <w:p>
+      <w:pPr>
+        <w:pStyle w:val="ListParagraph"/>
+        <w:numPr>
+          <w:ilvl w:val="0"/>
+          <w:numId w:val="2"/>
+        </w:numPr>
+        <w:spacing w:after="100" w:line="276"/>
+      </w:pPr>
+      <w:r>
+        <w:rPr>
+          <w:rFonts w:ascii="Calibri" w:cs="Calibri" w:eastAsia="Calibri" w:hAnsi="Calibri"/>
+          <w:b/>
+          <w:bCs/>
+          <w:sz w:val="22"/>
+          <w:szCs w:val="22"/>
+        </w:rPr>
+        <w:t xml:space="preserve">Your account is your email address.</w:t>
+      </w:r>
+      <w:r>
+        <w:rPr>
+          <w:rFonts w:ascii="Calibri" w:cs="Calibri" w:eastAsia="Calibri" w:hAnsi="Calibri"/>
+          <w:sz w:val="22"/>
+          <w:szCs w:val="22"/>
+        </w:rPr>
+        <w:t xml:space="preserve"> Lose the bookmark, get a new phone, or sign in from a different device? No problem — just go to wapitismith.com/pickem, enter the same email, and everything (picks, standings, balance) is right where you left it. It works across all your devices at once.</w:t>
+      </w:r>
+    </w:p>
+    <w:p>
+      <w:pPr>
+        <w:pStyle w:val="ListParagraph"/>
+        <w:numPr>
+          <w:ilvl w:val="0"/>
+          <w:numId w:val="2"/>
+        </w:numPr>
+        <w:spacing w:after="100" w:line="276"/>
+      </w:pPr>
+      <w:r>
+        <w:rPr>
+          <w:rFonts w:ascii="Calibri" w:cs="Calibri" w:eastAsia="Calibri" w:hAnsi="Calibri"/>
+          <w:b/>
+          <w:bCs/>
+          <w:sz w:val="22"/>
+          <w:szCs w:val="22"/>
+        </w:rPr>
+        <w:t xml:space="preserve">Enter a display name</w:t>
+      </w:r>
+      <w:r>
+        <w:rPr>
+          <w:rFonts w:ascii="Calibri" w:cs="Calibri" w:eastAsia="Calibri" w:hAnsi="Calibri"/>
+          <w:sz w:val="22"/>
+          <w:szCs w:val="22"/>
+        </w:rPr>
+        <w:t xml:space="preserve"> the first time — that’s how you’ll appear in the standings.</w:t>
       </w:r>
     </w:p>
     <w:p>
@@ -467,91 +322,175 @@
           <w:sz w:val="26"/>
           <w:szCs w:val="26"/>
         </w:rPr>
-        <w:t xml:space="preserve">Scoring &amp; standings</w:t>
-      </w:r>
-    </w:p>
-    <w:p>
-      <w:pPr>
-        <w:pStyle w:val="ListParagraph"/>
-        <w:numPr>
-          <w:ilvl w:val="0"/>
-          <w:numId w:val="2"/>
-        </w:numPr>
-        <w:spacing w:after="100" w:line="276"/>
-      </w:pPr>
-      <w:r>
-        <w:rPr>
-          <w:rFonts w:ascii="Calibri" w:cs="Calibri" w:eastAsia="Calibri" w:hAnsi="Calibri"/>
-          <w:b/>
-          <w:bCs/>
-          <w:sz w:val="22"/>
-          <w:szCs w:val="22"/>
-        </w:rPr>
-        <w:t xml:space="preserve">Weekly winner:</w:t>
-      </w:r>
-      <w:r>
-        <w:rPr>
-          <w:rFonts w:ascii="Calibri" w:cs="Calibri" w:eastAsia="Calibri" w:hAnsi="Calibri"/>
-          <w:sz w:val="22"/>
-          <w:szCs w:val="22"/>
-        </w:rPr>
-        <w:t xml:space="preserve"> most confidence points on correct picks that week (straight-up wins shown too).</w:t>
-      </w:r>
-    </w:p>
-    <w:p>
-      <w:pPr>
-        <w:pStyle w:val="ListParagraph"/>
-        <w:numPr>
-          <w:ilvl w:val="0"/>
-          <w:numId w:val="2"/>
-        </w:numPr>
-        <w:spacing w:after="100" w:line="276"/>
-      </w:pPr>
-      <w:r>
-        <w:rPr>
-          <w:rFonts w:ascii="Calibri" w:cs="Calibri" w:eastAsia="Calibri" w:hAnsi="Calibri"/>
-          <w:b/>
-          <w:bCs/>
-          <w:sz w:val="22"/>
-          <w:szCs w:val="22"/>
-        </w:rPr>
-        <w:t xml:space="preserve">Overall winner:</w:t>
-      </w:r>
-      <w:r>
-        <w:rPr>
-          <w:rFonts w:ascii="Calibri" w:cs="Calibri" w:eastAsia="Calibri" w:hAnsi="Calibri"/>
-          <w:sz w:val="22"/>
-          <w:szCs w:val="22"/>
-        </w:rPr>
-        <w:t xml:space="preserve"> most total confidence points across the regular season.</w:t>
-      </w:r>
-    </w:p>
-    <w:p>
-      <w:pPr>
-        <w:pStyle w:val="ListParagraph"/>
-        <w:numPr>
-          <w:ilvl w:val="0"/>
-          <w:numId w:val="2"/>
-        </w:numPr>
-        <w:spacing w:after="100" w:line="276"/>
-      </w:pPr>
-      <w:r>
-        <w:rPr>
-          <w:rFonts w:ascii="Calibri" w:cs="Calibri" w:eastAsia="Calibri" w:hAnsi="Calibri"/>
-          <w:b/>
-          <w:bCs/>
-          <w:sz w:val="22"/>
-          <w:szCs w:val="22"/>
-        </w:rPr>
-        <w:t xml:space="preserve">Live standings:</w:t>
-      </w:r>
-      <w:r>
-        <w:rPr>
-          <w:rFonts w:ascii="Calibri" w:cs="Calibri" w:eastAsia="Calibri" w:hAnsi="Calibri"/>
-          <w:sz w:val="22"/>
-          <w:szCs w:val="22"/>
-        </w:rPr>
-        <w:t xml:space="preserve"> scores flow in automatically all day Sunday (and Thursday and Monday nights) — no waiting for a recap email to know where you stand.</w:t>
+        <w:t xml:space="preserve">Making your picks</w:t>
+      </w:r>
+    </w:p>
+    <w:p>
+      <w:pPr>
+        <w:pStyle w:val="ListParagraph"/>
+        <w:numPr>
+          <w:ilvl w:val="0"/>
+          <w:numId w:val="2"/>
+        </w:numPr>
+        <w:spacing w:after="100" w:line="276"/>
+      </w:pPr>
+      <w:r>
+        <w:rPr>
+          <w:rFonts w:ascii="Calibri" w:cs="Calibri" w:eastAsia="Calibri" w:hAnsi="Calibri"/>
+          <w:b/>
+          <w:bCs/>
+          <w:sz w:val="22"/>
+          <w:szCs w:val="22"/>
+        </w:rPr>
+        <w:t xml:space="preserve">Pick a winner for every game</w:t>
+      </w:r>
+      <w:r>
+        <w:rPr>
+          <w:rFonts w:ascii="Calibri" w:cs="Calibri" w:eastAsia="Calibri" w:hAnsi="Calibri"/>
+          <w:sz w:val="22"/>
+          <w:szCs w:val="22"/>
+        </w:rPr>
+        <w:t xml:space="preserve"> each week — just tap the team.</w:t>
+      </w:r>
+    </w:p>
+    <w:p>
+      <w:pPr>
+        <w:pStyle w:val="ListParagraph"/>
+        <w:numPr>
+          <w:ilvl w:val="0"/>
+          <w:numId w:val="2"/>
+        </w:numPr>
+        <w:spacing w:after="100" w:line="276"/>
+      </w:pPr>
+      <w:r>
+        <w:rPr>
+          <w:rFonts w:ascii="Calibri" w:cs="Calibri" w:eastAsia="Calibri" w:hAnsi="Calibri"/>
+          <w:b/>
+          <w:bCs/>
+          <w:sz w:val="22"/>
+          <w:szCs w:val="22"/>
+        </w:rPr>
+        <w:t xml:space="preserve">Assign confidence points</w:t>
+      </w:r>
+      <w:r>
+        <w:rPr>
+          <w:rFonts w:ascii="Calibri" w:cs="Calibri" w:eastAsia="Calibri" w:hAnsi="Calibri"/>
+          <w:sz w:val="22"/>
+          <w:szCs w:val="22"/>
+        </w:rPr>
+        <w:t xml:space="preserve"> to each pick: if there are 16 games, rank them 16 (most confident) down to 1 (least). Each number can only be used once per week.</w:t>
+      </w:r>
+    </w:p>
+    <w:p>
+      <w:pPr>
+        <w:pStyle w:val="ListParagraph"/>
+        <w:numPr>
+          <w:ilvl w:val="0"/>
+          <w:numId w:val="2"/>
+        </w:numPr>
+        <w:spacing w:after="100" w:line="276"/>
+      </w:pPr>
+      <w:r>
+        <w:rPr>
+          <w:rFonts w:ascii="Calibri" w:cs="Calibri" w:eastAsia="Calibri" w:hAnsi="Calibri"/>
+          <w:b/>
+          <w:bCs/>
+          <w:sz w:val="22"/>
+          <w:szCs w:val="22"/>
+        </w:rPr>
+        <w:t xml:space="preserve">Each game locks at kickoff.</w:t>
+      </w:r>
+      <w:r>
+        <w:rPr>
+          <w:rFonts w:ascii="Calibri" w:cs="Calibri" w:eastAsia="Calibri" w:hAnsi="Calibri"/>
+          <w:sz w:val="22"/>
+          <w:szCs w:val="22"/>
+        </w:rPr>
+        <w:t xml:space="preserve"> You can change picks as often as you like until that game starts. Miss the Thursday game? The rest of the week is still open.</w:t>
+      </w:r>
+    </w:p>
+    <w:p>
+      <w:pPr>
+        <w:pStyle w:val="ListParagraph"/>
+        <w:numPr>
+          <w:ilvl w:val="0"/>
+          <w:numId w:val="2"/>
+        </w:numPr>
+        <w:spacing w:after="100" w:line="276"/>
+      </w:pPr>
+      <w:r>
+        <w:rPr>
+          <w:rFonts w:ascii="Calibri" w:cs="Calibri" w:eastAsia="Calibri" w:hAnsi="Calibri"/>
+          <w:b/>
+          <w:bCs/>
+          <w:sz w:val="22"/>
+          <w:szCs w:val="22"/>
+        </w:rPr>
+        <w:t xml:space="preserve">Picks are secret</w:t>
+      </w:r>
+      <w:r>
+        <w:rPr>
+          <w:rFonts w:ascii="Calibri" w:cs="Calibri" w:eastAsia="Calibri" w:hAnsi="Calibri"/>
+          <w:sz w:val="22"/>
+          <w:szCs w:val="22"/>
+        </w:rPr>
+        <w:t xml:space="preserve"> until kickoff — nobody (including me) can copy your genius.</w:t>
+      </w:r>
+    </w:p>
+    <w:p>
+      <w:pPr>
+        <w:pStyle w:val="ListParagraph"/>
+        <w:numPr>
+          <w:ilvl w:val="0"/>
+          <w:numId w:val="2"/>
+        </w:numPr>
+        <w:spacing w:after="100" w:line="276"/>
+      </w:pPr>
+      <w:r>
+        <w:rPr>
+          <w:rFonts w:ascii="Calibri" w:cs="Calibri" w:eastAsia="Calibri" w:hAnsi="Calibri"/>
+          <w:b/>
+          <w:bCs/>
+          <w:sz w:val="22"/>
+          <w:szCs w:val="22"/>
+        </w:rPr>
+        <w:t xml:space="preserve">Pick ahead!</w:t>
+      </w:r>
+      <w:r>
+        <w:rPr>
+          <w:rFonts w:ascii="Calibri" w:cs="Calibri" w:eastAsia="Calibri" w:hAnsi="Calibri"/>
+          <w:sz w:val="22"/>
+          <w:szCs w:val="22"/>
+        </w:rPr>
+        <w:t xml:space="preserve"> Heading out of town? Use the week selector to enter picks for any future week.</w:t>
+      </w:r>
+    </w:p>
+    <w:p>
+      <w:pPr>
+        <w:pStyle w:val="ListParagraph"/>
+        <w:numPr>
+          <w:ilvl w:val="0"/>
+          <w:numId w:val="2"/>
+        </w:numPr>
+        <w:spacing w:after="100" w:line="276"/>
+      </w:pPr>
+      <w:r>
+        <w:rPr>
+          <w:rFonts w:ascii="Calibri" w:cs="Calibri" w:eastAsia="Calibri" w:hAnsi="Calibri"/>
+          <w:b/>
+          <w:bCs/>
+          <w:sz w:val="22"/>
+          <w:szCs w:val="22"/>
+        </w:rPr>
+        <w:t xml:space="preserve">Weekly tiebreaker:</w:t>
+      </w:r>
+      <w:r>
+        <w:rPr>
+          <w:rFonts w:ascii="Calibri" w:cs="Calibri" w:eastAsia="Calibri" w:hAnsi="Calibri"/>
+          <w:sz w:val="22"/>
+          <w:szCs w:val="22"/>
+        </w:rPr>
+        <w:t xml:space="preserve"> on the week’s final Monday Night game you’ll see an extra box — enter your prediction of the COMBINED final score of that game (both teams added together). Don’t skip it; it decides ties.</w:t>
       </w:r>
     </w:p>
     <w:p>
@@ -568,147 +507,91 @@
           <w:sz w:val="26"/>
           <w:szCs w:val="26"/>
         </w:rPr>
-        <w:t xml:space="preserve">The money</w:t>
-      </w:r>
-    </w:p>
-    <w:p>
-      <w:pPr>
-        <w:pStyle w:val="ListParagraph"/>
-        <w:numPr>
-          <w:ilvl w:val="0"/>
-          <w:numId w:val="2"/>
-        </w:numPr>
-        <w:spacing w:after="100" w:line="276"/>
-      </w:pPr>
-      <w:r>
-        <w:rPr>
-          <w:rFonts w:ascii="Calibri" w:cs="Calibri" w:eastAsia="Calibri" w:hAnsi="Calibri"/>
-          <w:b/>
-          <w:bCs/>
-          <w:sz w:val="22"/>
-          <w:szCs w:val="22"/>
-        </w:rPr>
-        <w:t xml:space="preserve">Entry is $5 per week</w:t>
-      </w:r>
-      <w:r>
-        <w:rPr>
-          <w:rFonts w:ascii="Calibri" w:cs="Calibri" w:eastAsia="Calibri" w:hAnsi="Calibri"/>
-          <w:sz w:val="22"/>
-          <w:szCs w:val="22"/>
-        </w:rPr>
-        <w:t xml:space="preserve">, and you only owe for weeks you actually play.</w:t>
-      </w:r>
-    </w:p>
-    <w:p>
-      <w:pPr>
-        <w:pStyle w:val="ListParagraph"/>
-        <w:numPr>
-          <w:ilvl w:val="0"/>
-          <w:numId w:val="2"/>
-        </w:numPr>
-        <w:spacing w:after="100" w:line="276"/>
-      </w:pPr>
-      <w:r>
-        <w:rPr>
-          <w:rFonts w:ascii="Calibri" w:cs="Calibri" w:eastAsia="Calibri" w:hAnsi="Calibri"/>
-          <w:b/>
-          <w:bCs/>
-          <w:sz w:val="22"/>
-          <w:szCs w:val="22"/>
-        </w:rPr>
-        <w:t xml:space="preserve">Half of each week’s pot</w:t>
-      </w:r>
-      <w:r>
-        <w:rPr>
-          <w:rFonts w:ascii="Calibri" w:cs="Calibri" w:eastAsia="Calibri" w:hAnsi="Calibri"/>
-          <w:sz w:val="22"/>
-          <w:szCs w:val="22"/>
-        </w:rPr>
-        <w:t xml:space="preserve"> goes to that week’s winner.</w:t>
-      </w:r>
-    </w:p>
-    <w:p>
-      <w:pPr>
-        <w:pStyle w:val="ListParagraph"/>
-        <w:numPr>
-          <w:ilvl w:val="0"/>
-          <w:numId w:val="2"/>
-        </w:numPr>
-        <w:spacing w:after="100" w:line="276"/>
-      </w:pPr>
-      <w:r>
-        <w:rPr>
-          <w:rFonts w:ascii="Calibri" w:cs="Calibri" w:eastAsia="Calibri" w:hAnsi="Calibri"/>
-          <w:b/>
-          <w:bCs/>
-          <w:sz w:val="22"/>
-          <w:szCs w:val="22"/>
-        </w:rPr>
-        <w:t xml:space="preserve">The other half rolls into the season pot</w:t>
-      </w:r>
-      <w:r>
-        <w:rPr>
-          <w:rFonts w:ascii="Calibri" w:cs="Calibri" w:eastAsia="Calibri" w:hAnsi="Calibri"/>
-          <w:sz w:val="22"/>
-          <w:szCs w:val="22"/>
-        </w:rPr>
-        <w:t xml:space="preserve">, paid to the overall winner at the end of the regular season.</w:t>
-      </w:r>
-    </w:p>
-    <w:p>
-      <w:pPr>
-        <w:pStyle w:val="ListParagraph"/>
-        <w:numPr>
-          <w:ilvl w:val="0"/>
-          <w:numId w:val="2"/>
-        </w:numPr>
-        <w:spacing w:after="100" w:line="276"/>
-      </w:pPr>
-      <w:r>
-        <w:rPr>
-          <w:rFonts w:ascii="Calibri" w:cs="Calibri" w:eastAsia="Calibri" w:hAnsi="Calibri"/>
-          <w:b/>
-          <w:bCs/>
-          <w:sz w:val="22"/>
-          <w:szCs w:val="22"/>
-        </w:rPr>
-        <w:t xml:space="preserve">Paying is easy:</w:t>
-      </w:r>
-      <w:r>
-        <w:rPr>
-          <w:rFonts w:ascii="Calibri" w:cs="Calibri" w:eastAsia="Calibri" w:hAnsi="Calibri"/>
-          <w:sz w:val="22"/>
-          <w:szCs w:val="22"/>
-        </w:rPr>
-        <w:t xml:space="preserve"> the site shows your balance at the top of the page with a "Pay with Venmo" button pre-filled with what you owe. Prepay for the season or pay week by week — both work. Cash and check are fine too; your balance updates once I record it.</w:t>
-      </w:r>
-    </w:p>
-    <w:p>
-      <w:pPr>
-        <w:pStyle w:val="ListParagraph"/>
-        <w:numPr>
-          <w:ilvl w:val="0"/>
-          <w:numId w:val="2"/>
-        </w:numPr>
-        <w:spacing w:after="100" w:line="276"/>
-      </w:pPr>
-      <w:r>
-        <w:rPr>
-          <w:rFonts w:ascii="Calibri" w:cs="Calibri" w:eastAsia="Calibri" w:hAnsi="Calibri"/>
-          <w:b/>
-          <w:bCs/>
-          <w:sz w:val="22"/>
-          <w:szCs w:val="22"/>
-        </w:rPr>
-        <w:t xml:space="preserve">Ties:</w:t>
-      </w:r>
-      <w:r>
-        <w:rPr>
-          <w:rFonts w:ascii="Calibri" w:cs="Calibri" w:eastAsia="Calibri" w:hAnsi="Calibri"/>
-          <w:sz w:val="22"/>
-          <w:szCs w:val="22"/>
-        </w:rPr>
-        <w:t xml:space="preserve"> if two or more players tie on confidence points for the week, the tiebreaker prediction closest to the actual combined score of that Monday Night game wins. If it’s somehow still a tie, the weekly prize is split.</w:t>
+        <w:t xml:space="preserve">Scoring &amp; standings</w:t>
+      </w:r>
+    </w:p>
+    <w:p>
+      <w:pPr>
+        <w:pStyle w:val="ListParagraph"/>
+        <w:numPr>
+          <w:ilvl w:val="0"/>
+          <w:numId w:val="2"/>
+        </w:numPr>
+        <w:spacing w:after="100" w:line="276"/>
+      </w:pPr>
+      <w:r>
+        <w:rPr>
+          <w:rFonts w:ascii="Calibri" w:cs="Calibri" w:eastAsia="Calibri" w:hAnsi="Calibri"/>
+          <w:b/>
+          <w:bCs/>
+          <w:sz w:val="22"/>
+          <w:szCs w:val="22"/>
+        </w:rPr>
+        <w:t xml:space="preserve">Weekly winner:</w:t>
+      </w:r>
+      <w:r>
+        <w:rPr>
+          <w:rFonts w:ascii="Calibri" w:cs="Calibri" w:eastAsia="Calibri" w:hAnsi="Calibri"/>
+          <w:sz w:val="22"/>
+          <w:szCs w:val="22"/>
+        </w:rPr>
+        <w:t xml:space="preserve"> most confidence points on correct picks that week (straight-up wins shown too).</w:t>
+      </w:r>
+    </w:p>
+    <w:p>
+      <w:pPr>
+        <w:pStyle w:val="ListParagraph"/>
+        <w:numPr>
+          <w:ilvl w:val="0"/>
+          <w:numId w:val="2"/>
+        </w:numPr>
+        <w:spacing w:after="100" w:line="276"/>
+      </w:pPr>
+      <w:r>
+        <w:rPr>
+          <w:rFonts w:ascii="Calibri" w:cs="Calibri" w:eastAsia="Calibri" w:hAnsi="Calibri"/>
+          <w:b/>
+          <w:bCs/>
+          <w:sz w:val="22"/>
+          <w:szCs w:val="22"/>
+        </w:rPr>
+        <w:t xml:space="preserve">Overall winner:</w:t>
+      </w:r>
+      <w:r>
+        <w:rPr>
+          <w:rFonts w:ascii="Calibri" w:cs="Calibri" w:eastAsia="Calibri" w:hAnsi="Calibri"/>
+          <w:sz w:val="22"/>
+          <w:szCs w:val="22"/>
+        </w:rPr>
+        <w:t xml:space="preserve"> most total confidence points across the regular season.</w:t>
+      </w:r>
+    </w:p>
+    <w:p>
+      <w:pPr>
+        <w:pStyle w:val="ListParagraph"/>
+        <w:numPr>
+          <w:ilvl w:val="0"/>
+          <w:numId w:val="2"/>
+        </w:numPr>
+        <w:spacing w:after="100" w:line="276"/>
+      </w:pPr>
+      <w:r>
+        <w:rPr>
+          <w:rFonts w:ascii="Calibri" w:cs="Calibri" w:eastAsia="Calibri" w:hAnsi="Calibri"/>
+          <w:b/>
+          <w:bCs/>
+          <w:sz w:val="22"/>
+          <w:szCs w:val="22"/>
+        </w:rPr>
+        <w:t xml:space="preserve">Live standings:</w:t>
+      </w:r>
+      <w:r>
+        <w:rPr>
+          <w:rFonts w:ascii="Calibri" w:cs="Calibri" w:eastAsia="Calibri" w:hAnsi="Calibri"/>
+          <w:sz w:val="22"/>
+          <w:szCs w:val="22"/>
+        </w:rPr>
+        <w:t xml:space="preserve"> scores flow in automatically all day Sunday (and Thursday and Monday nights) — no waiting for a recap email to know where you stand.</w:t>
       </w:r>
     </w:p>
     <w:p>
@@ -725,6 +608,163 @@
           <w:sz w:val="26"/>
           <w:szCs w:val="26"/>
         </w:rPr>
+        <w:t xml:space="preserve">The money</w:t>
+      </w:r>
+    </w:p>
+    <w:p>
+      <w:pPr>
+        <w:pStyle w:val="ListParagraph"/>
+        <w:numPr>
+          <w:ilvl w:val="0"/>
+          <w:numId w:val="2"/>
+        </w:numPr>
+        <w:spacing w:after="100" w:line="276"/>
+      </w:pPr>
+      <w:r>
+        <w:rPr>
+          <w:rFonts w:ascii="Calibri" w:cs="Calibri" w:eastAsia="Calibri" w:hAnsi="Calibri"/>
+          <w:b/>
+          <w:bCs/>
+          <w:sz w:val="22"/>
+          <w:szCs w:val="22"/>
+        </w:rPr>
+        <w:t xml:space="preserve">Entry is $5 per week</w:t>
+      </w:r>
+      <w:r>
+        <w:rPr>
+          <w:rFonts w:ascii="Calibri" w:cs="Calibri" w:eastAsia="Calibri" w:hAnsi="Calibri"/>
+          <w:sz w:val="22"/>
+          <w:szCs w:val="22"/>
+        </w:rPr>
+        <w:t xml:space="preserve">, and you only owe for weeks you actually play.</w:t>
+      </w:r>
+    </w:p>
+    <w:p>
+      <w:pPr>
+        <w:pStyle w:val="ListParagraph"/>
+        <w:numPr>
+          <w:ilvl w:val="0"/>
+          <w:numId w:val="2"/>
+        </w:numPr>
+        <w:spacing w:after="100" w:line="276"/>
+      </w:pPr>
+      <w:r>
+        <w:rPr>
+          <w:rFonts w:ascii="Calibri" w:cs="Calibri" w:eastAsia="Calibri" w:hAnsi="Calibri"/>
+          <w:b/>
+          <w:bCs/>
+          <w:sz w:val="22"/>
+          <w:szCs w:val="22"/>
+        </w:rPr>
+        <w:t xml:space="preserve">Half of each week’s pot</w:t>
+      </w:r>
+      <w:r>
+        <w:rPr>
+          <w:rFonts w:ascii="Calibri" w:cs="Calibri" w:eastAsia="Calibri" w:hAnsi="Calibri"/>
+          <w:sz w:val="22"/>
+          <w:szCs w:val="22"/>
+        </w:rPr>
+        <w:t xml:space="preserve"> goes to that week’s winner.</w:t>
+      </w:r>
+    </w:p>
+    <w:p>
+      <w:pPr>
+        <w:pStyle w:val="ListParagraph"/>
+        <w:numPr>
+          <w:ilvl w:val="0"/>
+          <w:numId w:val="2"/>
+        </w:numPr>
+        <w:spacing w:after="100" w:line="276"/>
+      </w:pPr>
+      <w:r>
+        <w:rPr>
+          <w:rFonts w:ascii="Calibri" w:cs="Calibri" w:eastAsia="Calibri" w:hAnsi="Calibri"/>
+          <w:b/>
+          <w:bCs/>
+          <w:sz w:val="22"/>
+          <w:szCs w:val="22"/>
+        </w:rPr>
+        <w:t xml:space="preserve">The other half rolls into the season pot</w:t>
+      </w:r>
+      <w:r>
+        <w:rPr>
+          <w:rFonts w:ascii="Calibri" w:cs="Calibri" w:eastAsia="Calibri" w:hAnsi="Calibri"/>
+          <w:sz w:val="22"/>
+          <w:szCs w:val="22"/>
+        </w:rPr>
+        <w:t xml:space="preserve">, paid to the overall winner at the end of the regular season.</w:t>
+      </w:r>
+    </w:p>
+    <w:p>
+      <w:pPr>
+        <w:pStyle w:val="ListParagraph"/>
+        <w:numPr>
+          <w:ilvl w:val="0"/>
+          <w:numId w:val="2"/>
+        </w:numPr>
+        <w:spacing w:after="100" w:line="276"/>
+      </w:pPr>
+      <w:r>
+        <w:rPr>
+          <w:rFonts w:ascii="Calibri" w:cs="Calibri" w:eastAsia="Calibri" w:hAnsi="Calibri"/>
+          <w:b/>
+          <w:bCs/>
+          <w:sz w:val="22"/>
+          <w:szCs w:val="22"/>
+        </w:rPr>
+        <w:t xml:space="preserve">Paying is easy:</w:t>
+      </w:r>
+      <w:r>
+        <w:rPr>
+          <w:rFonts w:ascii="Calibri" w:cs="Calibri" w:eastAsia="Calibri" w:hAnsi="Calibri"/>
+          <w:sz w:val="22"/>
+          <w:szCs w:val="22"/>
+        </w:rPr>
+        <w:t xml:space="preserve"> the site shows your balance at the top of the page with a "Pay with Venmo" button pre-filled with what you owe. Prepay for the season or pay week by week — both work. Cash and check are fine too; your balance updates once I record it.</w:t>
+      </w:r>
+    </w:p>
+    <w:p>
+      <w:pPr>
+        <w:pStyle w:val="ListParagraph"/>
+        <w:numPr>
+          <w:ilvl w:val="0"/>
+          <w:numId w:val="2"/>
+        </w:numPr>
+        <w:spacing w:after="100" w:line="276"/>
+      </w:pPr>
+      <w:r>
+        <w:rPr>
+          <w:rFonts w:ascii="Calibri" w:cs="Calibri" w:eastAsia="Calibri" w:hAnsi="Calibri"/>
+          <w:b/>
+          <w:bCs/>
+          <w:sz w:val="22"/>
+          <w:szCs w:val="22"/>
+        </w:rPr>
+        <w:t xml:space="preserve">Ties:</w:t>
+      </w:r>
+      <w:r>
+        <w:rPr>
+          <w:rFonts w:ascii="Calibri" w:cs="Calibri" w:eastAsia="Calibri" w:hAnsi="Calibri"/>
+          <w:sz w:val="22"/>
+          <w:szCs w:val="22"/>
+        </w:rPr>
+        <w:t xml:space="preserve"> if two or more players tie on confidence points for the week, the tiebreaker prediction closest to the actual combined score of that Monday Night game wins. If it’s somehow still a tie, the weekly prize is split.</w:t>
+      </w:r>
+    </w:p>
+    <w:p>
+      <w:pPr>
+        <w:pStyle w:val="Heading2"/>
+        <w:spacing w:after="120" w:before="260"/>
+      </w:pPr>
+      <w:r>
+        <w:rPr>
+          <w:rFonts w:ascii="Calibri" w:cs="Calibri" w:eastAsia="Calibri" w:hAnsi="Calibri"/>
+          <w:b/>
+          <w:bCs/>
+          <w:color w:val="0B2545"/>
+          <w:sz w:val="26"/>
+          <w:szCs w:val="26"/>
+        </w:rPr>
         <w:t xml:space="preserve">The fine print</w:t>
       </w:r>
     </w:p>
@@ -822,7 +862,7 @@
           <w:sz w:val="22"/>
           <w:szCs w:val="22"/>
         </w:rPr>
-        <w:t xml:space="preserve">That’s it — sign in, make your Week 1 picks, and good luck. Here’s to a great season!</w:t>
+        <w:t xml:space="preserve">That’s it — sign in, try the trial week, and have your Week 1 picks ready for kickoff on Wednesday, September 9 at 6:20 PM. Good luck, and here’s to a great season!</w:t>
       </w:r>
     </w:p>
     <w:p>
